--- a/public/reports/cpdd-12-a-template.docx
+++ b/public/reports/cpdd-12-a-template.docx
@@ -1036,6 +1036,43 @@
             </w:pPr>
             <w:r>
               <w:rPr>
+                <w:rFonts w:ascii="Arial" w:cs="Arial" w:eastAsia="Arial" w:hAnsi="Arial"/>
+              </w:rPr>
+              <w:drawing>
+                <wp:inline distB="114300" distT="114300" distL="114300" distR="114300">
+                  <wp:extent cx="951442" cy="344487"/>
+                  <wp:effectExtent b="0" l="0" r="0" t="0"/>
+                  <wp:docPr id="4" name="image3.jpg"/>
+                  <a:graphic>
+                    <a:graphicData uri="http://schemas.openxmlformats.org/drawingml/2006/picture">
+                      <pic:pic>
+                        <pic:nvPicPr>
+                          <pic:cNvPr id="0" name="image3.jpg"/>
+                          <pic:cNvPicPr preferRelativeResize="0"/>
+                        </pic:nvPicPr>
+                        <pic:blipFill>
+                          <a:blip r:embed="rId7"/>
+                          <a:srcRect/>
+                          <a:stretch>
+                            <a:fillRect/>
+                          </a:stretch>
+                        </pic:blipFill>
+                        <pic:spPr>
+                          <a:xfrm>
+                            <a:off x="0" y="0"/>
+                            <a:ext cx="951442" cy="344487"/>
+                          </a:xfrm>
+                          <a:prstGeom prst="rect"/>
+                          <a:ln/>
+                        </pic:spPr>
+                      </pic:pic>
+                    </a:graphicData>
+                  </a:graphic>
+                </wp:inline>
+              </w:drawing>
+            </w:r>
+            <w:r>
+              <w:rPr>
                 <w:rtl w:val="0"/>
               </w:rPr>
             </w:r>
@@ -1053,7 +1090,7 @@
                 <w:u w:val="single"/>
                 <w:rtl w:val="0"/>
               </w:rPr>
-              <w:t xml:space="preserve">              {monitor_name}</w:t>
+              <w:t xml:space="preserve">              NIQUIEL ABELA</w:t>
             </w:r>
             <w:r>
               <w:rPr>
@@ -1089,7 +1126,7 @@
                 <w:rFonts w:ascii="Arial" w:cs="Arial" w:eastAsia="Arial" w:hAnsi="Arial"/>
                 <w:rtl w:val="0"/>
               </w:rPr>
-              <w:t xml:space="preserve">CPD Program Monitor </w:t>
+              <w:t xml:space="preserve">CPD Provider’s Authorized Representative</w:t>
             </w:r>
           </w:p>
           <w:p>
@@ -1140,6 +1177,43 @@
             </w:r>
             <w:r>
               <w:rPr>
+                <w:rFonts w:ascii="Arial" w:cs="Arial" w:eastAsia="Arial" w:hAnsi="Arial"/>
+              </w:rPr>
+              <w:drawing>
+                <wp:inline distB="114300" distT="114300" distL="114300" distR="114300">
+                  <wp:extent cx="1345142" cy="377973"/>
+                  <wp:effectExtent b="0" l="0" r="0" t="0"/>
+                  <wp:docPr id="2" name="image2.png"/>
+                  <a:graphic>
+                    <a:graphicData uri="http://schemas.openxmlformats.org/drawingml/2006/picture">
+                      <pic:pic>
+                        <pic:nvPicPr>
+                          <pic:cNvPr id="0" name="image2.png"/>
+                          <pic:cNvPicPr preferRelativeResize="0"/>
+                        </pic:nvPicPr>
+                        <pic:blipFill>
+                          <a:blip r:embed="rId8"/>
+                          <a:srcRect/>
+                          <a:stretch>
+                            <a:fillRect/>
+                          </a:stretch>
+                        </pic:blipFill>
+                        <pic:spPr>
+                          <a:xfrm>
+                            <a:off x="0" y="0"/>
+                            <a:ext cx="1345142" cy="377973"/>
+                          </a:xfrm>
+                          <a:prstGeom prst="rect"/>
+                          <a:ln/>
+                        </pic:spPr>
+                      </pic:pic>
+                    </a:graphicData>
+                  </a:graphic>
+                </wp:inline>
+              </w:drawing>
+            </w:r>
+            <w:r>
+              <w:rPr>
                 <w:rtl w:val="0"/>
               </w:rPr>
             </w:r>
@@ -1158,7 +1232,7 @@
                 <w:u w:val="single"/>
                 <w:rtl w:val="0"/>
               </w:rPr>
-              <w:t xml:space="preserve">             {representative_name}</w:t>
+              <w:t xml:space="preserve">             TIMOTHY PAOLO BAGUI</w:t>
             </w:r>
             <w:r>
               <w:rPr>
